--- a/3gpp/3GPP_Rel19/processed/TS_38.201_38201-j00/source.docx
+++ b/3gpp/3GPP_Rel19/processed/TS_38.201_38201-j00/source.docx
@@ -659,7 +659,7 @@
                                 <v:shape id="ole_rId2" type="_x0000_tole_rId2" style="width:95.1pt;height:58.7pt" filled="f" o:ole="">
                                   <v:imagedata r:id="rId3" o:title=""/>
                                 </v:shape>
-                                <o:OLEObject Type="Embed" ProgID="" ShapeID="ole_rId2" DrawAspect="Content" ObjectID="_34307345" r:id="rId2"/>
+                                <o:OLEObject Type="Embed" ProgID="" ShapeID="ole_rId2" DrawAspect="Content" ObjectID="_1842771134" r:id="rId2"/>
                               </w:object>
                             </w:r>
                             <w:r>
@@ -783,7 +783,7 @@
                           <v:shape id="ole_rId5" type="_x0000_tole_rId5" style="width:95.1pt;height:58.7pt" filled="f" o:ole="">
                             <v:imagedata r:id="rId6" o:title=""/>
                           </v:shape>
-                          <o:OLEObject Type="Embed" ProgID="" ShapeID="ole_rId5" DrawAspect="Content" ObjectID="_1524716333" r:id="rId5"/>
+                          <o:OLEObject Type="Embed" ProgID="" ShapeID="ole_rId5" DrawAspect="Content" ObjectID="_578225233" r:id="rId5"/>
                         </w:object>
                       </w:r>
                       <w:r>
@@ -894,10 +894,10 @@
                           <w:p>
                             <w:pPr>
                               <w:pStyle w:val="Normal"/>
-                              <w:widowControl/>
-                              <w:bidi w:val="0"/>
                               <w:spacing w:before="0" w:after="180"/>
-                              <w:rPr/>
+                              <w:rPr>
+                                <w:sz w:val="16"/>
+                              </w:rPr>
                             </w:pPr>
                             <w:r>
                               <w:rPr>
@@ -984,10 +984,10 @@
                     <w:p>
                       <w:pPr>
                         <w:pStyle w:val="Normal"/>
-                        <w:widowControl/>
-                        <w:bidi w:val="0"/>
                         <w:spacing w:before="0" w:after="180"/>
-                        <w:rPr/>
+                        <w:rPr>
+                          <w:sz w:val="16"/>
+                        </w:rPr>
                       </w:pPr>
                       <w:r>
                         <w:rPr>
@@ -1758,7 +1758,9 @@
                             <w:pPr>
                               <w:pStyle w:val="FP"/>
                               <w:jc w:val="center"/>
-                              <w:rPr/>
+                              <w:rPr>
+                                <w:sz w:val="18"/>
+                              </w:rPr>
                             </w:pPr>
                             <w:r>
                               <w:rPr>
@@ -1905,7 +1907,9 @@
                       <w:pPr>
                         <w:pStyle w:val="FP"/>
                         <w:jc w:val="center"/>
-                        <w:rPr/>
+                        <w:rPr>
+                          <w:sz w:val="18"/>
+                        </w:rPr>
                       </w:pPr>
                       <w:r>
                         <w:rPr>
@@ -3370,6 +3374,7 @@
             <w:pStyle w:val="TOC8"/>
             <w:rPr>
               <w:rFonts w:ascii="Aptos" w:hAnsi="Aptos" w:eastAsia="Times New Roman" w:cs="Aptos"/>
+              <w:b w:val="false"/>
               <w:kern w:val="2"/>
               <w:sz w:val="24"/>
               <w:szCs w:val="24"/>
@@ -3410,14 +3415,7 @@
     <w:p>
       <w:pPr>
         <w:pStyle w:val="Normal"/>
-        <w:rPr>
-          <w:rFonts w:ascii="Aptos" w:hAnsi="Aptos" w:eastAsia="Times New Roman" w:cs="Aptos"/>
-          <w:b/>
-          <w:kern w:val="2"/>
-          <w:sz w:val="22"/>
-          <w:szCs w:val="24"/>
-          <w:lang w:val="en-US" w:eastAsia="en-US"/>
-        </w:rPr>
+        <w:rPr/>
       </w:pPr>
       <w:r>
         <w:rPr>
@@ -4530,7 +4528,10 @@
     <w:p>
       <w:pPr>
         <w:pStyle w:val="EW"/>
-        <w:rPr/>
+        <w:rPr>
+          <w:rFonts w:hint="eastAsia"/>
+          <w:lang w:eastAsia="ja-JP"/>
+        </w:rPr>
       </w:pPr>
       <w:r>
         <w:rPr>
@@ -4606,9 +4607,7 @@
     <w:p>
       <w:pPr>
         <w:pStyle w:val="EW"/>
-        <w:rPr>
-          <w:lang w:eastAsia="ja-JP"/>
-        </w:rPr>
+        <w:rPr/>
       </w:pPr>
       <w:r>
         <w:rPr>
@@ -4768,9 +4767,7 @@
     <w:p>
       <w:pPr>
         <w:pStyle w:val="TH"/>
-        <w:rPr>
-          <w:lang w:val="en-US" w:eastAsia="en-US"/>
-        </w:rPr>
+        <w:rPr/>
       </w:pPr>
       <w:r>
         <w:rPr>
@@ -5075,7 +5072,10 @@
       <w:pPr>
         <w:pStyle w:val="Heading3"/>
         <w:ind w:hanging="1134" w:start="1134"/>
-        <w:rPr/>
+        <w:rPr>
+          <w:rFonts w:hint="eastAsia"/>
+          <w:lang w:eastAsia="ja-JP"/>
+        </w:rPr>
       </w:pPr>
       <w:bookmarkStart w:id="21" w:name="__RefHeading___Toc201248584"/>
       <w:bookmarkEnd w:id="21"/>
@@ -5202,7 +5202,10 @@
       <w:pPr>
         <w:pStyle w:val="Heading3"/>
         <w:ind w:hanging="1134" w:start="1134"/>
-        <w:rPr/>
+        <w:rPr>
+          <w:rFonts w:hint="eastAsia"/>
+          <w:lang w:eastAsia="ja-JP"/>
+        </w:rPr>
       </w:pPr>
       <w:bookmarkStart w:id="23" w:name="__RefHeading___Toc201248586"/>
       <w:bookmarkEnd w:id="23"/>
@@ -6189,7 +6192,10 @@
       <w:pPr>
         <w:pStyle w:val="Heading3"/>
         <w:ind w:hanging="1134" w:start="1134"/>
-        <w:rPr/>
+        <w:rPr>
+          <w:rFonts w:hint="eastAsia"/>
+          <w:lang w:eastAsia="ja-JP"/>
+        </w:rPr>
       </w:pPr>
       <w:bookmarkStart w:id="27" w:name="__RefHeading___Toc201248590"/>
       <w:bookmarkEnd w:id="27"/>
@@ -6755,7 +6761,9 @@
     <w:p>
       <w:pPr>
         <w:pStyle w:val="Normal"/>
-        <w:rPr/>
+        <w:rPr>
+          <w:lang w:val="en-US"/>
+        </w:rPr>
       </w:pPr>
       <w:r>
         <w:rPr/>
@@ -6894,9 +6902,7 @@
     <w:p>
       <w:pPr>
         <w:pStyle w:val="TH"/>
-        <w:rPr>
-          <w:lang w:val="en-US"/>
-        </w:rPr>
+        <w:rPr/>
       </w:pPr>
       <w:bookmarkStart w:id="32" w:name="_1223720512"/>
       <w:bookmarkStart w:id="33" w:name="_1223720475"/>
@@ -6937,7 +6943,7 @@
           <v:shape id="ole_rId9" type="_x0000_tole_rId9" style="width:303.6pt;height:186.9pt" filled="f" o:ole="">
             <v:imagedata r:id="rId10" o:title=""/>
           </v:shape>
-          <o:OLEObject Type="Embed" ProgID="" ShapeID="ole_rId9" DrawAspect="Content" ObjectID="_514310936" r:id="rId9"/>
+          <o:OLEObject Type="Embed" ProgID="" ShapeID="ole_rId9" DrawAspect="Content" ObjectID="_1588882916" r:id="rId9"/>
         </w:object>
       </w:r>
     </w:p>
@@ -7181,7 +7187,10 @@
     <w:p>
       <w:pPr>
         <w:pStyle w:val="B11"/>
-        <w:rPr/>
+        <w:rPr>
+          <w:rFonts w:hint="eastAsia"/>
+          <w:lang w:eastAsia="ja-JP"/>
+        </w:rPr>
       </w:pPr>
       <w:r>
         <w:rPr/>
@@ -7228,7 +7237,10 @@
     <w:p>
       <w:pPr>
         <w:pStyle w:val="B11"/>
-        <w:rPr/>
+        <w:rPr>
+          <w:rFonts w:hint="eastAsia"/>
+          <w:lang w:eastAsia="ja-JP"/>
+        </w:rPr>
       </w:pPr>
       <w:r>
         <w:rPr/>
@@ -7495,7 +7507,10 @@
     <w:p>
       <w:pPr>
         <w:pStyle w:val="B11"/>
-        <w:rPr/>
+        <w:rPr>
+          <w:rFonts w:hint="eastAsia"/>
+          <w:lang w:eastAsia="ja-JP"/>
+        </w:rPr>
       </w:pPr>
       <w:r>
         <w:rPr/>
@@ -7514,7 +7529,10 @@
     <w:p>
       <w:pPr>
         <w:pStyle w:val="B11"/>
-        <w:rPr/>
+        <w:rPr>
+          <w:rFonts w:hint="eastAsia"/>
+          <w:lang w:eastAsia="ja-JP"/>
+        </w:rPr>
       </w:pPr>
       <w:r>
         <w:rPr/>
@@ -7789,7 +7807,10 @@
     <w:p>
       <w:pPr>
         <w:pStyle w:val="B11"/>
-        <w:rPr/>
+        <w:rPr>
+          <w:rFonts w:hint="eastAsia"/>
+          <w:lang w:eastAsia="ja-JP"/>
+        </w:rPr>
       </w:pPr>
       <w:r>
         <w:rPr>
@@ -7871,7 +7892,10 @@
       <w:pPr>
         <w:pStyle w:val="Heading2"/>
         <w:ind w:hanging="1134" w:start="1134"/>
-        <w:rPr/>
+        <w:rPr>
+          <w:rFonts w:hint="eastAsia"/>
+          <w:lang w:eastAsia="ja-JP"/>
+        </w:rPr>
       </w:pPr>
       <w:bookmarkStart w:id="42" w:name="__RefHeading___Toc201248598"/>
       <w:bookmarkEnd w:id="42"/>
@@ -8091,7 +8115,10 @@
       <w:pPr>
         <w:pStyle w:val="Heading2"/>
         <w:ind w:hanging="1134" w:start="1134"/>
-        <w:rPr/>
+        <w:rPr>
+          <w:rFonts w:hint="eastAsia"/>
+          <w:lang w:eastAsia="ja-JP"/>
+        </w:rPr>
       </w:pPr>
       <w:bookmarkStart w:id="43" w:name="__RefHeading___Toc201248599"/>
       <w:bookmarkEnd w:id="43"/>
@@ -8492,7 +8519,9 @@
     <w:p>
       <w:pPr>
         <w:pStyle w:val="B11"/>
-        <w:rPr/>
+        <w:rPr>
+          <w:lang w:eastAsia="ja-JP"/>
+        </w:rPr>
       </w:pPr>
       <w:r>
         <w:rPr/>
@@ -9077,7 +9106,9 @@
           <w:p>
             <w:pPr>
               <w:pStyle w:val="TAC"/>
-              <w:rPr/>
+              <w:rPr>
+                <w:i/>
+              </w:rPr>
             </w:pPr>
             <w:r>
               <w:rPr>
@@ -10194,7 +10225,9 @@
           <w:p>
             <w:pPr>
               <w:pStyle w:val="TAC"/>
-              <w:rPr/>
+              <w:rPr>
+                <w:vertAlign w:val="superscript"/>
+              </w:rPr>
             </w:pPr>
             <w:r>
               <w:rPr/>
@@ -10620,7 +10653,11 @@
               <w:keepNext w:val="true"/>
               <w:keepLines/>
               <w:spacing w:before="0" w:after="0"/>
-              <w:rPr/>
+              <w:rPr>
+                <w:rFonts w:ascii="Arial" w:hAnsi="Arial" w:eastAsia="Malgun Gothic" w:cs="Arial" w:hint="eastAsia"/>
+                <w:sz w:val="18"/>
+                <w:lang w:eastAsia="ko-KR"/>
+              </w:rPr>
             </w:pPr>
             <w:r>
               <w:rPr>
@@ -11083,10 +11120,7 @@
     <w:p>
       <w:pPr>
         <w:pStyle w:val="TH"/>
-        <w:rPr>
-          <w:rFonts w:hint="eastAsia"/>
-          <w:lang w:eastAsia="ja-JP"/>
-        </w:rPr>
+        <w:rPr/>
       </w:pPr>
       <w:r>
         <w:rPr>
@@ -11901,7 +11935,12 @@
           <w:p>
             <w:pPr>
               <w:pStyle w:val="TAC"/>
-              <w:rPr/>
+              <w:rPr>
+                <w:rFonts w:cs="Arial" w:hint="eastAsia"/>
+                <w:sz w:val="16"/>
+                <w:szCs w:val="16"/>
+                <w:lang w:eastAsia="ja-JP"/>
+              </w:rPr>
             </w:pPr>
             <w:r>
               <w:rPr>
@@ -11972,11 +12011,8 @@
               <w:pStyle w:val="TAL"/>
               <w:snapToGrid w:val="false"/>
               <w:rPr>
-                <w:rFonts w:cs="Arial" w:hint="eastAsia"/>
-                <w:color w:val="000000"/>
-                <w:sz w:val="16"/>
-                <w:szCs w:val="16"/>
-                <w:lang w:eastAsia="ja-JP"/>
+                <w:sz w:val="16"/>
+                <w:szCs w:val="16"/>
               </w:rPr>
             </w:pPr>
             <w:r>
@@ -12195,7 +12231,12 @@
           <w:p>
             <w:pPr>
               <w:pStyle w:val="TAC"/>
-              <w:rPr/>
+              <w:rPr>
+                <w:rFonts w:cs="Arial" w:hint="eastAsia"/>
+                <w:sz w:val="16"/>
+                <w:szCs w:val="16"/>
+                <w:lang w:eastAsia="ja-JP"/>
+              </w:rPr>
             </w:pPr>
             <w:r>
               <w:rPr>
@@ -12266,11 +12307,8 @@
               <w:pStyle w:val="TAL"/>
               <w:snapToGrid w:val="false"/>
               <w:rPr>
-                <w:rFonts w:cs="Arial" w:hint="eastAsia"/>
-                <w:color w:val="000000"/>
-                <w:sz w:val="16"/>
-                <w:szCs w:val="16"/>
-                <w:lang w:eastAsia="ja-JP"/>
+                <w:sz w:val="16"/>
+                <w:szCs w:val="16"/>
               </w:rPr>
             </w:pPr>
             <w:r>
@@ -12521,11 +12559,8 @@
               <w:pStyle w:val="TAL"/>
               <w:snapToGrid w:val="false"/>
               <w:rPr>
-                <w:rFonts w:cs="Arial" w:hint="eastAsia"/>
-                <w:color w:val="000000"/>
-                <w:sz w:val="16"/>
-                <w:szCs w:val="16"/>
-                <w:lang w:eastAsia="ja-JP"/>
+                <w:sz w:val="16"/>
+                <w:szCs w:val="16"/>
               </w:rPr>
             </w:pPr>
             <w:r>
@@ -12609,7 +12644,12 @@
           <w:p>
             <w:pPr>
               <w:pStyle w:val="TAL"/>
-              <w:rPr/>
+              <w:rPr>
+                <w:rFonts w:hint="eastAsia"/>
+                <w:sz w:val="16"/>
+                <w:szCs w:val="16"/>
+                <w:lang w:eastAsia="ja-JP"/>
+              </w:rPr>
             </w:pPr>
             <w:r>
               <w:rPr>
@@ -12778,11 +12818,8 @@
               <w:pStyle w:val="TAL"/>
               <w:snapToGrid w:val="false"/>
               <w:rPr>
-                <w:rFonts w:cs="Arial"/>
-                <w:color w:val="000000"/>
-                <w:sz w:val="16"/>
-                <w:szCs w:val="16"/>
-                <w:lang w:eastAsia="en-GB"/>
+                <w:sz w:val="16"/>
+                <w:szCs w:val="16"/>
               </w:rPr>
             </w:pPr>
             <w:r>
@@ -13030,11 +13067,8 @@
               <w:pStyle w:val="TAL"/>
               <w:snapToGrid w:val="false"/>
               <w:rPr>
-                <w:rFonts w:cs="Arial" w:hint="eastAsia"/>
-                <w:color w:val="000000"/>
-                <w:sz w:val="16"/>
-                <w:szCs w:val="16"/>
-                <w:lang w:eastAsia="ja-JP"/>
+                <w:sz w:val="16"/>
+                <w:szCs w:val="16"/>
               </w:rPr>
             </w:pPr>
             <w:r>
@@ -13302,11 +13336,8 @@
               <w:pStyle w:val="TAL"/>
               <w:snapToGrid w:val="false"/>
               <w:rPr>
-                <w:rFonts w:cs="Arial" w:hint="eastAsia"/>
-                <w:color w:val="000000"/>
-                <w:sz w:val="16"/>
-                <w:szCs w:val="16"/>
-                <w:lang w:eastAsia="ja-JP"/>
+                <w:sz w:val="16"/>
+                <w:szCs w:val="16"/>
               </w:rPr>
             </w:pPr>
             <w:r>
@@ -13561,11 +13592,8 @@
               <w:pStyle w:val="TAL"/>
               <w:snapToGrid w:val="false"/>
               <w:rPr>
-                <w:rFonts w:cs="Arial" w:hint="eastAsia"/>
-                <w:color w:val="000000"/>
-                <w:sz w:val="16"/>
-                <w:szCs w:val="16"/>
-                <w:lang w:eastAsia="ja-JP"/>
+                <w:sz w:val="16"/>
+                <w:szCs w:val="16"/>
               </w:rPr>
             </w:pPr>
             <w:r>
@@ -13830,11 +13858,8 @@
               <w:pStyle w:val="TAL"/>
               <w:snapToGrid w:val="false"/>
               <w:rPr>
-                <w:rFonts w:cs="Arial" w:hint="eastAsia"/>
-                <w:color w:val="000000"/>
-                <w:sz w:val="16"/>
-                <w:szCs w:val="16"/>
-                <w:lang w:eastAsia="ja-JP"/>
+                <w:sz w:val="16"/>
+                <w:szCs w:val="16"/>
               </w:rPr>
             </w:pPr>
             <w:r>
@@ -14089,11 +14114,8 @@
               <w:pStyle w:val="TAL"/>
               <w:snapToGrid w:val="false"/>
               <w:rPr>
-                <w:rFonts w:cs="Arial" w:hint="eastAsia"/>
-                <w:color w:val="000000"/>
-                <w:sz w:val="16"/>
-                <w:szCs w:val="16"/>
-                <w:lang w:eastAsia="ja-JP"/>
+                <w:sz w:val="16"/>
+                <w:szCs w:val="16"/>
               </w:rPr>
             </w:pPr>
             <w:r>
@@ -14238,7 +14260,12 @@
           <w:p>
             <w:pPr>
               <w:pStyle w:val="TAC"/>
-              <w:rPr/>
+              <w:rPr>
+                <w:rFonts w:hint="eastAsia"/>
+                <w:sz w:val="16"/>
+                <w:szCs w:val="16"/>
+                <w:lang w:eastAsia="ja-JP"/>
+              </w:rPr>
             </w:pPr>
             <w:r>
               <w:rPr>
@@ -14501,7 +14528,12 @@
           <w:p>
             <w:pPr>
               <w:pStyle w:val="TAC"/>
-              <w:rPr/>
+              <w:rPr>
+                <w:rFonts w:hint="eastAsia"/>
+                <w:sz w:val="16"/>
+                <w:szCs w:val="16"/>
+                <w:lang w:eastAsia="ja-JP"/>
+              </w:rPr>
             </w:pPr>
             <w:r>
               <w:rPr>
@@ -16288,8 +16320,6 @@
   <w:p>
     <w:pPr>
       <w:pStyle w:val="Normal"/>
-      <w:widowControl/>
-      <w:bidi w:val="0"/>
       <w:spacing w:before="0" w:after="180"/>
       <w:rPr/>
     </w:pPr>
